--- a/klagomål/A 25501-2025 FSC-klagomål.docx
+++ b/klagomål/A 25501-2025 FSC-klagomål.docx
@@ -946,7 +946,7 @@
     <w:r>
       <w:tab/>
       <w:tab/>
-      <w:t>2025-05-30</w:t>
+      <w:t>2025-06-01</w:t>
       <w:br/>
       <w:br/>
     </w:r>

--- a/klagomål/A 25501-2025 FSC-klagomål.docx
+++ b/klagomål/A 25501-2025 FSC-klagomål.docx
@@ -946,7 +946,7 @@
     <w:r>
       <w:tab/>
       <w:tab/>
-      <w:t>2025-06-01</w:t>
+      <w:t>2025-06-02</w:t>
       <w:br/>
       <w:br/>
     </w:r>

--- a/klagomål/A 25501-2025 FSC-klagomål.docx
+++ b/klagomål/A 25501-2025 FSC-klagomål.docx
@@ -946,7 +946,7 @@
     <w:r>
       <w:tab/>
       <w:tab/>
-      <w:t>2025-06-02</w:t>
+      <w:t>2025-06-03</w:t>
       <w:br/>
       <w:br/>
     </w:r>

--- a/klagomål/A 25501-2025 FSC-klagomål.docx
+++ b/klagomål/A 25501-2025 FSC-klagomål.docx
@@ -946,7 +946,7 @@
     <w:r>
       <w:tab/>
       <w:tab/>
-      <w:t>2025-06-03</w:t>
+      <w:t>2025-06-04</w:t>
       <w:br/>
       <w:br/>
     </w:r>

--- a/klagomål/A 25501-2025 FSC-klagomål.docx
+++ b/klagomål/A 25501-2025 FSC-klagomål.docx
@@ -946,7 +946,7 @@
     <w:r>
       <w:tab/>
       <w:tab/>
-      <w:t>2025-06-04</w:t>
+      <w:t>2025-06-05</w:t>
       <w:br/>
       <w:br/>
     </w:r>

--- a/klagomål/A 25501-2025 FSC-klagomål.docx
+++ b/klagomål/A 25501-2025 FSC-klagomål.docx
@@ -168,7 +168,7 @@
     </w:p>
     <w:p>
       <w:r>
-        <w:t>Detta dokument behandlar höga naturvärden i avverkningsanmälan A 25501-2025 i Västerviks kommun. Denna avverkningsanmälan inkom 2025-05-26 och omfattar 2,3 ha.</w:t>
+        <w:t>Detta dokument behandlar höga naturvärden i avverkningsanmälan A 25501-2025 i Västerviks kommun. Denna avverkningsanmälan inkom 2025-05-26 och omfattar 1,8 ha.</w:t>
       </w:r>
     </w:p>
     <w:p>
@@ -191,7 +191,7 @@
     </w:p>
     <w:p>
       <w:r>
-        <w:t>I avverkningsanmälan har följande 3 naturvårdsarter hittats: knärot (VU, §8), sårläka (S) och kungsfågel (§4). Av dessa är 1 rödlistade. För rödlistade arter har rödlistekategorin angivits inom parentes. Arter som är signalarter enligt Skogsstyrelsen har markerats med (S). För fridlysta arter anges även paragrafen i Artskyddsförordningen som arten är fridlyst enligt.</w:t>
+        <w:t>I avverkningsanmälan har följande 1 naturvårdsarter hittats: kungsfågel (§4). För fridlysta arter anges även paragrafen i Artskyddsförordningen som arten är fridlyst enligt.</w:t>
       </w:r>
     </w:p>
     <w:p>
@@ -206,7 +206,7 @@
       <w:r>
         <w:drawing>
           <wp:inline xmlns:a="http://schemas.openxmlformats.org/drawingml/2006/main" xmlns:pic="http://schemas.openxmlformats.org/drawingml/2006/picture">
-            <wp:extent cx="5486400" cy="3891417"/>
+            <wp:extent cx="5486400" cy="3427394"/>
             <wp:docPr id="1" name="Picture 1"/>
             <wp:cNvGraphicFramePr>
               <a:graphicFrameLocks noChangeAspect="1"/>
@@ -227,7 +227,7 @@
                   <pic:spPr>
                     <a:xfrm>
                       <a:off x="0" y="0"/>
-                      <a:ext cx="5486400" cy="3891417"/>
+                      <a:ext cx="5486400" cy="3427394"/>
                     </a:xfrm>
                     <a:prstGeom prst="rect"/>
                   </pic:spPr>
@@ -243,18 +243,7 @@
         <w:pStyle w:val="Caption"/>
       </w:pPr>
       <w:r>
-        <w:t>Figur 1. Fyndplatser för naturvårdsarter i det avverkningsanmälda området (röd linje). Markörer utan svart kant är placerade på fyndplatsen. Markörer med svart kant är placerade vid sidan av fyndplatsen och har ett svart streck som visar fyndplatsens exakta position. Kartans mittpunktskoordinat är N 6430293, E 590558 i SWEREF 99 TM.</w:t>
-      </w:r>
-    </w:p>
-    <w:p>
-      <w:r>
-        <w:rPr>
-          <w:b/>
-        </w:rPr>
-        <w:t>Sårläka</w:t>
-      </w:r>
-      <w:r>
-        <w:t xml:space="preserve"> växer på mullrik mark i skuggiga eller halvskuggiga lövskogar och lundar men också i örtrika kalkbarrskogar. Arten ingår i en exklusiv lundflora som bara uppträder i de allra rikaste kalkbarrskogarna söder om den biologiska norrlandsgränsen. I ädellövskogar och lundar är den också knuten till områden med en mycket rik mångfald av naturvårdsarter. Sårläka är värdväxt för den rödlistade fjärilen sårläkeplattmal (NT) (SLU Artdatabanken, 2024; Nitare &amp; Skogsstyrelsen, 2019).</w:t>
+        <w:t>Figur 1. Fyndplatser för naturvårdsarter i det avverkningsanmälda området (röd linje). Markörer utan svart kant är placerade på fyndplatsen. Markörer med svart kant är placerade vid sidan av fyndplatsen och har ett svart streck som visar fyndplatsens exakta position. Kartans mittpunktskoordinat är N 6430324, E 590550 i SWEREF 99 TM.</w:t>
       </w:r>
     </w:p>
     <w:p>
@@ -267,7 +256,7 @@
     </w:p>
     <w:p>
       <w:r>
-        <w:t>Följande fridlysta arter har sina livsmiljöer och växtplatser i den avverkningsanmälda skogen: knärot (VU, §8) och kungsfågel (§4).</w:t>
+        <w:t>Följande fridlysta arter har sina livsmiljöer och växtplatser i den avverkningsanmälda skogen: kungsfågel (§4).</w:t>
       </w:r>
     </w:p>
     <w:p>
@@ -297,7 +286,7 @@
     </w:p>
     <w:p>
       <w:r>
-        <w:t>I det avverkningsanmälda området finns 1 fyndplatser för knärot registrerade på Artportalen. Figur 2 visar gränserna för buffertzoner på 50 m, som behöver lämnas kring fyndplatserna för att knärotslokalerna inte ska försvinna vid en avverkning. Av det avverkningsanmälda området överlappar 0.61 ha med buffertzonerna och får av detta skäl inte avverkas.</w:t>
+        <w:t>I det avverkningsanmälda området finns 0 fyndplatser för knärot registrerade på Artportalen. Figur 2 visar gränserna för buffertzoner på 50 m, som behöver lämnas kring fyndplatserna för att knärotslokalerna inte ska försvinna vid en avverkning. Av det avverkningsanmälda området överlappar 0.24 ha med buffertzonerna och får av detta skäl inte avverkas.</w:t>
       </w:r>
     </w:p>
     <w:p>
@@ -307,7 +296,7 @@
       <w:r>
         <w:drawing>
           <wp:inline xmlns:a="http://schemas.openxmlformats.org/drawingml/2006/main" xmlns:pic="http://schemas.openxmlformats.org/drawingml/2006/picture">
-            <wp:extent cx="5486400" cy="4495000"/>
+            <wp:extent cx="5486400" cy="3887111"/>
             <wp:docPr id="2" name="Picture 2"/>
             <wp:cNvGraphicFramePr>
               <a:graphicFrameLocks noChangeAspect="1"/>
@@ -328,7 +317,7 @@
                   <pic:spPr>
                     <a:xfrm>
                       <a:off x="0" y="0"/>
-                      <a:ext cx="5486400" cy="4495000"/>
+                      <a:ext cx="5486400" cy="3887111"/>
                     </a:xfrm>
                     <a:prstGeom prst="rect"/>
                   </pic:spPr>
@@ -344,7 +333,7 @@
         <w:pStyle w:val="Caption"/>
       </w:pPr>
       <w:r>
-        <w:t>Figur 2. Fyndplatser och buffertzoner för knärot i det avverkningsanmälda området. Endast fyndplatser vars buffertzoner överlappar med det avverkningsanmälda området har tagits med i visualiseringen. Kartans mittpunktskoordinat är N 6430293, E 590558 i SWEREF 99 TM.</w:t>
+        <w:t>Figur 2. Fyndplatser och buffertzoner för knärot i det avverkningsanmälda området. Endast fyndplatser vars buffertzoner överlappar med det avverkningsanmälda området har tagits med i visualiseringen. Kartans mittpunktskoordinat är N 6430324, E 590550 i SWEREF 99 TM.</w:t>
       </w:r>
     </w:p>
     <w:p>
@@ -463,7 +452,7 @@
         <w:rPr>
           <w:i/>
         </w:rPr>
-        <w:t>I det avverkningsanmälda skogsområdet har 3 naturvårdsarter varav 1 rödlistade arter sina livsmiljöer och växtplatser.</w:t>
+        <w:t>I det avverkningsanmälda skogsområdet har 1 naturvårdsarter varav 0 rödlistade arter sina livsmiljöer och växtplatser.</w:t>
       </w:r>
     </w:p>
     <w:p>
@@ -946,7 +935,7 @@
     <w:r>
       <w:tab/>
       <w:tab/>
-      <w:t>2025-06-05</w:t>
+      <w:t>2025-06-13</w:t>
       <w:br/>
       <w:br/>
     </w:r>

--- a/klagomål/A 25501-2025 FSC-klagomål.docx
+++ b/klagomål/A 25501-2025 FSC-klagomål.docx
@@ -935,7 +935,7 @@
     <w:r>
       <w:tab/>
       <w:tab/>
-      <w:t>2025-06-13</w:t>
+      <w:t>2025-06-15</w:t>
       <w:br/>
       <w:br/>
     </w:r>

--- a/klagomål/A 25501-2025 FSC-klagomål.docx
+++ b/klagomål/A 25501-2025 FSC-klagomål.docx
@@ -935,7 +935,7 @@
     <w:r>
       <w:tab/>
       <w:tab/>
-      <w:t>2025-06-15</w:t>
+      <w:t>2025-06-16</w:t>
       <w:br/>
       <w:br/>
     </w:r>

--- a/klagomål/A 25501-2025 FSC-klagomål.docx
+++ b/klagomål/A 25501-2025 FSC-klagomål.docx
@@ -935,7 +935,7 @@
     <w:r>
       <w:tab/>
       <w:tab/>
-      <w:t>2025-06-16</w:t>
+      <w:t>2025-06-17</w:t>
       <w:br/>
       <w:br/>
     </w:r>

--- a/klagomål/A 25501-2025 FSC-klagomål.docx
+++ b/klagomål/A 25501-2025 FSC-klagomål.docx
@@ -935,7 +935,7 @@
     <w:r>
       <w:tab/>
       <w:tab/>
-      <w:t>2025-06-17</w:t>
+      <w:t>2025-06-18</w:t>
       <w:br/>
       <w:br/>
     </w:r>

--- a/klagomål/A 25501-2025 FSC-klagomål.docx
+++ b/klagomål/A 25501-2025 FSC-klagomål.docx
@@ -935,7 +935,7 @@
     <w:r>
       <w:tab/>
       <w:tab/>
-      <w:t>2025-06-18</w:t>
+      <w:t>2025-06-19</w:t>
       <w:br/>
       <w:br/>
     </w:r>

--- a/klagomål/A 25501-2025 FSC-klagomål.docx
+++ b/klagomål/A 25501-2025 FSC-klagomål.docx
@@ -935,7 +935,7 @@
     <w:r>
       <w:tab/>
       <w:tab/>
-      <w:t>2025-06-19</w:t>
+      <w:t>2025-06-20</w:t>
       <w:br/>
       <w:br/>
     </w:r>

--- a/klagomål/A 25501-2025 FSC-klagomål.docx
+++ b/klagomål/A 25501-2025 FSC-klagomål.docx
@@ -935,7 +935,7 @@
     <w:r>
       <w:tab/>
       <w:tab/>
-      <w:t>2025-06-20</w:t>
+      <w:t>2025-06-21</w:t>
       <w:br/>
       <w:br/>
     </w:r>

--- a/klagomål/A 25501-2025 FSC-klagomål.docx
+++ b/klagomål/A 25501-2025 FSC-klagomål.docx
@@ -935,7 +935,7 @@
     <w:r>
       <w:tab/>
       <w:tab/>
-      <w:t>2025-06-21</w:t>
+      <w:t>2025-06-22</w:t>
       <w:br/>
       <w:br/>
     </w:r>

--- a/klagomål/A 25501-2025 FSC-klagomål.docx
+++ b/klagomål/A 25501-2025 FSC-klagomål.docx
@@ -935,7 +935,7 @@
     <w:r>
       <w:tab/>
       <w:tab/>
-      <w:t>2025-06-22</w:t>
+      <w:t>2025-06-23</w:t>
       <w:br/>
       <w:br/>
     </w:r>

--- a/klagomål/A 25501-2025 FSC-klagomål.docx
+++ b/klagomål/A 25501-2025 FSC-klagomål.docx
@@ -935,7 +935,7 @@
     <w:r>
       <w:tab/>
       <w:tab/>
-      <w:t>2025-06-23</w:t>
+      <w:t>2025-06-24</w:t>
       <w:br/>
       <w:br/>
     </w:r>

--- a/klagomål/A 25501-2025 FSC-klagomål.docx
+++ b/klagomål/A 25501-2025 FSC-klagomål.docx
@@ -935,7 +935,7 @@
     <w:r>
       <w:tab/>
       <w:tab/>
-      <w:t>2025-06-24</w:t>
+      <w:t>2025-06-25</w:t>
       <w:br/>
       <w:br/>
     </w:r>

--- a/klagomål/A 25501-2025 FSC-klagomål.docx
+++ b/klagomål/A 25501-2025 FSC-klagomål.docx
@@ -935,7 +935,7 @@
     <w:r>
       <w:tab/>
       <w:tab/>
-      <w:t>2025-06-25</w:t>
+      <w:t>2025-06-26</w:t>
       <w:br/>
       <w:br/>
     </w:r>

--- a/klagomål/A 25501-2025 FSC-klagomål.docx
+++ b/klagomål/A 25501-2025 FSC-klagomål.docx
@@ -935,7 +935,7 @@
     <w:r>
       <w:tab/>
       <w:tab/>
-      <w:t>2025-06-26</w:t>
+      <w:t>2025-06-27</w:t>
       <w:br/>
       <w:br/>
     </w:r>

--- a/klagomål/A 25501-2025 FSC-klagomål.docx
+++ b/klagomål/A 25501-2025 FSC-klagomål.docx
@@ -935,7 +935,7 @@
     <w:r>
       <w:tab/>
       <w:tab/>
-      <w:t>2025-06-27</w:t>
+      <w:t>2025-06-28</w:t>
       <w:br/>
       <w:br/>
     </w:r>

--- a/klagomål/A 25501-2025 FSC-klagomål.docx
+++ b/klagomål/A 25501-2025 FSC-klagomål.docx
@@ -935,7 +935,7 @@
     <w:r>
       <w:tab/>
       <w:tab/>
-      <w:t>2025-06-28</w:t>
+      <w:t>2025-06-29</w:t>
       <w:br/>
       <w:br/>
     </w:r>

--- a/klagomål/A 25501-2025 FSC-klagomål.docx
+++ b/klagomål/A 25501-2025 FSC-klagomål.docx
@@ -935,7 +935,7 @@
     <w:r>
       <w:tab/>
       <w:tab/>
-      <w:t>2025-06-29</w:t>
+      <w:t>2025-06-30</w:t>
       <w:br/>
       <w:br/>
     </w:r>

--- a/klagomål/A 25501-2025 FSC-klagomål.docx
+++ b/klagomål/A 25501-2025 FSC-klagomål.docx
@@ -935,7 +935,7 @@
     <w:r>
       <w:tab/>
       <w:tab/>
-      <w:t>2025-06-30</w:t>
+      <w:t>2025-07-01</w:t>
       <w:br/>
       <w:br/>
     </w:r>

--- a/klagomål/A 25501-2025 FSC-klagomål.docx
+++ b/klagomål/A 25501-2025 FSC-klagomål.docx
@@ -935,7 +935,7 @@
     <w:r>
       <w:tab/>
       <w:tab/>
-      <w:t>2025-07-01</w:t>
+      <w:t>2025-07-02</w:t>
       <w:br/>
       <w:br/>
     </w:r>

--- a/klagomål/A 25501-2025 FSC-klagomål.docx
+++ b/klagomål/A 25501-2025 FSC-klagomål.docx
@@ -935,7 +935,7 @@
     <w:r>
       <w:tab/>
       <w:tab/>
-      <w:t>2025-07-02</w:t>
+      <w:t>2025-07-03</w:t>
       <w:br/>
       <w:br/>
     </w:r>

--- a/klagomål/A 25501-2025 FSC-klagomål.docx
+++ b/klagomål/A 25501-2025 FSC-klagomål.docx
@@ -935,7 +935,7 @@
     <w:r>
       <w:tab/>
       <w:tab/>
-      <w:t>2025-07-03</w:t>
+      <w:t>2025-07-04</w:t>
       <w:br/>
       <w:br/>
     </w:r>

--- a/klagomål/A 25501-2025 FSC-klagomål.docx
+++ b/klagomål/A 25501-2025 FSC-klagomål.docx
@@ -935,7 +935,7 @@
     <w:r>
       <w:tab/>
       <w:tab/>
-      <w:t>2025-07-04</w:t>
+      <w:t>2025-07-05</w:t>
       <w:br/>
       <w:br/>
     </w:r>

--- a/klagomål/A 25501-2025 FSC-klagomål.docx
+++ b/klagomål/A 25501-2025 FSC-klagomål.docx
@@ -935,7 +935,7 @@
     <w:r>
       <w:tab/>
       <w:tab/>
-      <w:t>2025-07-05</w:t>
+      <w:t>2025-07-06</w:t>
       <w:br/>
       <w:br/>
     </w:r>

--- a/klagomål/A 25501-2025 FSC-klagomål.docx
+++ b/klagomål/A 25501-2025 FSC-klagomål.docx
@@ -935,7 +935,7 @@
     <w:r>
       <w:tab/>
       <w:tab/>
-      <w:t>2025-07-06</w:t>
+      <w:t>2025-07-07</w:t>
       <w:br/>
       <w:br/>
     </w:r>

--- a/klagomål/A 25501-2025 FSC-klagomål.docx
+++ b/klagomål/A 25501-2025 FSC-klagomål.docx
@@ -935,7 +935,7 @@
     <w:r>
       <w:tab/>
       <w:tab/>
-      <w:t>2025-07-07</w:t>
+      <w:t>2025-07-08</w:t>
       <w:br/>
       <w:br/>
     </w:r>

--- a/klagomål/A 25501-2025 FSC-klagomål.docx
+++ b/klagomål/A 25501-2025 FSC-klagomål.docx
@@ -935,7 +935,7 @@
     <w:r>
       <w:tab/>
       <w:tab/>
-      <w:t>2025-07-08</w:t>
+      <w:t>2025-07-09</w:t>
       <w:br/>
       <w:br/>
     </w:r>

--- a/klagomål/A 25501-2025 FSC-klagomål.docx
+++ b/klagomål/A 25501-2025 FSC-klagomål.docx
@@ -935,7 +935,7 @@
     <w:r>
       <w:tab/>
       <w:tab/>
-      <w:t>2025-07-09</w:t>
+      <w:t>2025-07-11</w:t>
       <w:br/>
       <w:br/>
     </w:r>

--- a/klagomål/A 25501-2025 FSC-klagomål.docx
+++ b/klagomål/A 25501-2025 FSC-klagomål.docx
@@ -935,7 +935,7 @@
     <w:r>
       <w:tab/>
       <w:tab/>
-      <w:t>2025-07-11</w:t>
+      <w:t>2025-07-12</w:t>
       <w:br/>
       <w:br/>
     </w:r>

--- a/klagomål/A 25501-2025 FSC-klagomål.docx
+++ b/klagomål/A 25501-2025 FSC-klagomål.docx
@@ -935,7 +935,7 @@
     <w:r>
       <w:tab/>
       <w:tab/>
-      <w:t>2025-07-12</w:t>
+      <w:t>2025-07-13</w:t>
       <w:br/>
       <w:br/>
     </w:r>

--- a/klagomål/A 25501-2025 FSC-klagomål.docx
+++ b/klagomål/A 25501-2025 FSC-klagomål.docx
@@ -935,7 +935,7 @@
     <w:r>
       <w:tab/>
       <w:tab/>
-      <w:t>2025-07-13</w:t>
+      <w:t>2025-07-14</w:t>
       <w:br/>
       <w:br/>
     </w:r>

--- a/klagomål/A 25501-2025 FSC-klagomål.docx
+++ b/klagomål/A 25501-2025 FSC-klagomål.docx
@@ -973,7 +973,7 @@
     <w:r>
       <w:tab/>
       <w:tab/>
-      <w:t>2025-08-06</w:t>
+      <w:t>2025-08-09</w:t>
       <w:br/>
       <w:br/>
     </w:r>

--- a/klagomål/A 25501-2025 FSC-klagomål.docx
+++ b/klagomål/A 25501-2025 FSC-klagomål.docx
@@ -168,7 +168,7 @@
     </w:p>
     <w:p>
       <w:r>
-        <w:t>Detta dokument behandlar höga naturvärden i avverkningsanmälan A 25501-2025 i Västerviks kommun. Denna avverkningsanmälan inkom 2025-05-26 och omfattar 1,8 ha.</w:t>
+        <w:t>Detta dokument behandlar höga naturvärden i avverkningsanmälan A 25501-2025 i Västerviks kommun. Denna avverkningsanmälan inkom 2025-05-26 08:17:46 och omfattar 1,8 ha.</w:t>
       </w:r>
     </w:p>
     <w:p>

--- a/klagomål/A 25501-2025 FSC-klagomål.docx
+++ b/klagomål/A 25501-2025 FSC-klagomål.docx
@@ -973,7 +973,7 @@
     <w:r>
       <w:tab/>
       <w:tab/>
-      <w:t>2025-08-09</w:t>
+      <w:t>2025-08-10</w:t>
       <w:br/>
       <w:br/>
     </w:r>

--- a/klagomål/A 25501-2025 FSC-klagomål.docx
+++ b/klagomål/A 25501-2025 FSC-klagomål.docx
@@ -973,7 +973,7 @@
     <w:r>
       <w:tab/>
       <w:tab/>
-      <w:t>2025-08-10</w:t>
+      <w:t>2025-08-11</w:t>
       <w:br/>
       <w:br/>
     </w:r>

--- a/klagomål/A 25501-2025 FSC-klagomål.docx
+++ b/klagomål/A 25501-2025 FSC-klagomål.docx
@@ -973,7 +973,7 @@
     <w:r>
       <w:tab/>
       <w:tab/>
-      <w:t>2025-08-11</w:t>
+      <w:t>2025-08-12</w:t>
       <w:br/>
       <w:br/>
     </w:r>

--- a/klagomål/A 25501-2025 FSC-klagomål.docx
+++ b/klagomål/A 25501-2025 FSC-klagomål.docx
@@ -973,7 +973,7 @@
     <w:r>
       <w:tab/>
       <w:tab/>
-      <w:t>2025-08-12</w:t>
+      <w:t>2025-08-13</w:t>
       <w:br/>
       <w:br/>
     </w:r>

--- a/klagomål/A 25501-2025 FSC-klagomål.docx
+++ b/klagomål/A 25501-2025 FSC-klagomål.docx
@@ -973,7 +973,7 @@
     <w:r>
       <w:tab/>
       <w:tab/>
-      <w:t>2025-08-13</w:t>
+      <w:t>2025-08-14</w:t>
       <w:br/>
       <w:br/>
     </w:r>

--- a/klagomål/A 25501-2025 FSC-klagomål.docx
+++ b/klagomål/A 25501-2025 FSC-klagomål.docx
@@ -973,7 +973,7 @@
     <w:r>
       <w:tab/>
       <w:tab/>
-      <w:t>2025-08-14</w:t>
+      <w:t>2025-08-15</w:t>
       <w:br/>
       <w:br/>
     </w:r>

--- a/klagomål/A 25501-2025 FSC-klagomål.docx
+++ b/klagomål/A 25501-2025 FSC-klagomål.docx
@@ -973,7 +973,7 @@
     <w:r>
       <w:tab/>
       <w:tab/>
-      <w:t>2025-08-15</w:t>
+      <w:t>2025-08-16</w:t>
       <w:br/>
       <w:br/>
     </w:r>

--- a/klagomål/A 25501-2025 FSC-klagomål.docx
+++ b/klagomål/A 25501-2025 FSC-klagomål.docx
@@ -973,7 +973,7 @@
     <w:r>
       <w:tab/>
       <w:tab/>
-      <w:t>2025-08-16</w:t>
+      <w:t>2025-08-17</w:t>
       <w:br/>
       <w:br/>
     </w:r>

--- a/klagomål/A 25501-2025 FSC-klagomål.docx
+++ b/klagomål/A 25501-2025 FSC-klagomål.docx
@@ -973,7 +973,7 @@
     <w:r>
       <w:tab/>
       <w:tab/>
-      <w:t>2025-08-17</w:t>
+      <w:t>2025-08-18</w:t>
       <w:br/>
       <w:br/>
     </w:r>

--- a/klagomål/A 25501-2025 FSC-klagomål.docx
+++ b/klagomål/A 25501-2025 FSC-klagomål.docx
@@ -973,7 +973,7 @@
     <w:r>
       <w:tab/>
       <w:tab/>
-      <w:t>2025-08-18</w:t>
+      <w:t>2025-08-19</w:t>
       <w:br/>
       <w:br/>
     </w:r>

--- a/klagomål/A 25501-2025 FSC-klagomål.docx
+++ b/klagomål/A 25501-2025 FSC-klagomål.docx
@@ -973,7 +973,7 @@
     <w:r>
       <w:tab/>
       <w:tab/>
-      <w:t>2025-08-19</w:t>
+      <w:t>2025-08-20</w:t>
       <w:br/>
       <w:br/>
     </w:r>

--- a/klagomål/A 25501-2025 FSC-klagomål.docx
+++ b/klagomål/A 25501-2025 FSC-klagomål.docx
@@ -973,7 +973,7 @@
     <w:r>
       <w:tab/>
       <w:tab/>
-      <w:t>2025-08-20</w:t>
+      <w:t>2025-08-21</w:t>
       <w:br/>
       <w:br/>
     </w:r>

--- a/klagomål/A 25501-2025 FSC-klagomål.docx
+++ b/klagomål/A 25501-2025 FSC-klagomål.docx
@@ -973,7 +973,7 @@
     <w:r>
       <w:tab/>
       <w:tab/>
-      <w:t>2025-08-21</w:t>
+      <w:t>2025-08-22</w:t>
       <w:br/>
       <w:br/>
     </w:r>

--- a/klagomål/A 25501-2025 FSC-klagomål.docx
+++ b/klagomål/A 25501-2025 FSC-klagomål.docx
@@ -973,7 +973,7 @@
     <w:r>
       <w:tab/>
       <w:tab/>
-      <w:t>2025-08-22</w:t>
+      <w:t>2025-08-23</w:t>
       <w:br/>
       <w:br/>
     </w:r>

--- a/klagomål/A 25501-2025 FSC-klagomål.docx
+++ b/klagomål/A 25501-2025 FSC-klagomål.docx
@@ -973,7 +973,7 @@
     <w:r>
       <w:tab/>
       <w:tab/>
-      <w:t>2025-08-23</w:t>
+      <w:t>2025-08-24</w:t>
       <w:br/>
       <w:br/>
     </w:r>

--- a/klagomål/A 25501-2025 FSC-klagomål.docx
+++ b/klagomål/A 25501-2025 FSC-klagomål.docx
@@ -973,7 +973,7 @@
     <w:r>
       <w:tab/>
       <w:tab/>
-      <w:t>2025-08-24</w:t>
+      <w:t>2025-08-25</w:t>
       <w:br/>
       <w:br/>
     </w:r>

--- a/klagomål/A 25501-2025 FSC-klagomål.docx
+++ b/klagomål/A 25501-2025 FSC-klagomål.docx
@@ -973,7 +973,7 @@
     <w:r>
       <w:tab/>
       <w:tab/>
-      <w:t>2025-08-25</w:t>
+      <w:t>2025-08-26</w:t>
       <w:br/>
       <w:br/>
     </w:r>

--- a/klagomål/A 25501-2025 FSC-klagomål.docx
+++ b/klagomål/A 25501-2025 FSC-klagomål.docx
@@ -973,7 +973,7 @@
     <w:r>
       <w:tab/>
       <w:tab/>
-      <w:t>2025-08-26</w:t>
+      <w:t>2025-08-30</w:t>
       <w:br/>
       <w:br/>
     </w:r>

--- a/klagomål/A 25501-2025 FSC-klagomål.docx
+++ b/klagomål/A 25501-2025 FSC-klagomål.docx
@@ -973,7 +973,7 @@
     <w:r>
       <w:tab/>
       <w:tab/>
-      <w:t>2025-08-30</w:t>
+      <w:t>2025-08-31</w:t>
       <w:br/>
       <w:br/>
     </w:r>

--- a/klagomål/A 25501-2025 FSC-klagomål.docx
+++ b/klagomål/A 25501-2025 FSC-klagomål.docx
@@ -973,7 +973,7 @@
     <w:r>
       <w:tab/>
       <w:tab/>
-      <w:t>2025-08-31</w:t>
+      <w:t>2025-09-01</w:t>
       <w:br/>
       <w:br/>
     </w:r>

--- a/klagomål/A 25501-2025 FSC-klagomål.docx
+++ b/klagomål/A 25501-2025 FSC-klagomål.docx
@@ -973,7 +973,7 @@
     <w:r>
       <w:tab/>
       <w:tab/>
-      <w:t>2025-09-01</w:t>
+      <w:t>2025-09-04</w:t>
       <w:br/>
       <w:br/>
     </w:r>

--- a/klagomål/A 25501-2025 FSC-klagomål.docx
+++ b/klagomål/A 25501-2025 FSC-klagomål.docx
@@ -973,7 +973,7 @@
     <w:r>
       <w:tab/>
       <w:tab/>
-      <w:t>2025-09-04</w:t>
+      <w:t>2025-09-05</w:t>
       <w:br/>
       <w:br/>
     </w:r>
